--- a/exports/chapters/Глава_07.docx
+++ b/exports/chapters/Глава_07.docx
@@ -666,7 +666,7 @@
           <w:sz w:val="24"/>
           <w:szCs w:val="24"/>
         </w:rPr>
-        <w:t xml:space="preserve">— Потому что при мне вы будете говорить меньше, чем без меня, и она это тоже понимает, а значит, будет отвечать вам ровно на то, что вы сумеете спросить при постороннем. — Ханна забрала пустой пузырёк и посмотрела его на свет. — Я буду за дверью. Шнур работает, я его вчера перевесила ниже, чтобы вы доставали лёжа.</w:t>
+        <w:t xml:space="preserve">— Потому что при мне вы будете говорить меньше. — Ханна поправила очки и покачала головой. — Нет, давайте точнее. Вы будете задавать только те вопросы, которые не стыдно произнести при постороннем. Она это понимает и ответит ровно на них. Остальное вы обе обойдёте. — Ханна забрала пустой пузырёк и посмотрела его на свет. — Я буду за дверью. Шнур работает, я его вчера перевесила ниже, чтобы вы доставали лёжа.</w:t>
       </w:r>
     </w:p>
     <w:p>
